--- a/pages/palestras/assets/copel/kit-ia-na-pratica/workflow/instrucoes-das-skills.docx
+++ b/pages/palestras/assets/copel/kit-ia-na-pratica/workflow/instrucoes-das-skills.docx
@@ -2,13 +2,13 @@
 <file path=word/document.xml><?xml version="1.0" encoding="utf-8"?>
 <w:document xmlns:w="http://schemas.openxmlformats.org/wordprocessingml/2006/main" xmlns:m="http://schemas.openxmlformats.org/officeDocument/2006/math" xmlns:r="http://schemas.openxmlformats.org/officeDocument/2006/relationships" xmlns:o="urn:schemas-microsoft-com:office:office" xmlns:v="urn:schemas-microsoft-com:vml" xmlns:w10="urn:schemas-microsoft-com:office:word" xmlns:a="http://schemas.openxmlformats.org/drawingml/2006/main" xmlns:pic="http://schemas.openxmlformats.org/drawingml/2006/picture" xmlns:wp="http://schemas.openxmlformats.org/drawingml/2006/wordprocessingDrawing">
   <w:body>
-    <w:bookmarkStart w:id="14" w:name="instruções-das-três-skills-do-workflow"/>
+    <w:bookmarkStart w:id="14" w:name="X45d64ffc954e8d1d3b8fb236cebf2d15e2223e3"/>
     <w:p>
       <w:pPr>
         <w:pStyle w:val="Heading1"/>
       </w:pPr>
       <w:r>
-        <w:t xml:space="preserve">Instruções das três skills do workflow</w:t>
+        <w:t xml:space="preserve">Instruções das três skills do workflow de leitura crítica</w:t>
       </w:r>
     </w:p>
     <w:p>
@@ -16,7 +16,7 @@
         <w:pStyle w:val="FirstParagraph"/>
       </w:pPr>
       <w:r>
-        <w:t xml:space="preserve">O workflow tem três etapas fixas, cada uma salva como uma skill. Hoje uma pessoa chama as skills à mão, na ordem e na mesma conversa, com o notebook anexado, de modo que a saída de uma etapa é a entrada da seguinte. Copie cada instrução do quadro correspondente para uma skill. As instruções já trazem a estrutura; complete os trechos entre colchetes com os critérios que a sua área usaria e com o que a devolutiva da prática 2 mostrou. Cada iteração altera um componente de uma única etapa, anotado no registro.</w:t>
+        <w:t xml:space="preserve">O workflow tem três etapas fixas, cada uma salva como uma skill. Hoje uma pessoa chama as skills à mão, na ordem e na mesma conversa, com o notebook anexado, de modo que a saída de uma etapa é a entrada da seguinte. Copie cada instrução do quadro correspondente para uma skill. As instruções já trazem a estrutura; complete os trechos entre colchetes com o critério que você, como conselheiro, sempre cobra e com o que a devolutiva da prática 2 mostrou. Cada iteração altera um componente de uma única etapa, anotado no registro.</w:t>
       </w:r>
     </w:p>
     <w:bookmarkStart w:id="9" w:name="notebook-de-conhecimento"/>
@@ -33,7 +33,7 @@
         <w:pStyle w:val="FirstParagraph"/>
       </w:pPr>
       <w:r>
-        <w:t xml:space="preserve">Fontes do notebook: politica-de-avaliacao-de-projetos.docx e, quando a proposta tiver anexo, o anexo (no caso 1, o relatório do benchmark e a planilha de indicadores).</w:t>
+        <w:t xml:space="preserve">Fontes do notebook: politica-de-investimentos.docx e, quando a proposta tiver anexo, o anexo (no caso 1, o relatório do benchmark e a planilha de indicadores).</w:t>
       </w:r>
     </w:p>
     <w:bookmarkEnd w:id="9"/>
@@ -72,16 +72,25 @@
         <w:rPr>
           <w:rStyle w:val="VerbatimChar"/>
         </w:rPr>
-        <w:t xml:space="preserve">Recebo minutas de proposta de projeto de investimento da Distribuidora Ômega. Esta etapa</w:t>
-      </w:r>
-      <w:r>
-        <w:br/>
-      </w:r>
-      <w:r>
-        <w:rPr>
-          <w:rStyle w:val="VerbatimChar"/>
-        </w:rPr>
-        <w:t xml:space="preserve">transforma a minuta em uma ficha padronizada, que será verificada na etapa seguinte.</w:t>
+        <w:t xml:space="preserve">Sou conselheiro da Distribuidora Ômega e recebo na pauta as propostas de investimento da</w:t>
+      </w:r>
+      <w:r>
+        <w:br/>
+      </w:r>
+      <w:r>
+        <w:rPr>
+          <w:rStyle w:val="VerbatimChar"/>
+        </w:rPr>
+        <w:t xml:space="preserve">diretoria. Esta etapa transforma a proposta em uma ficha padronizada, que será verificada na</w:t>
+      </w:r>
+      <w:r>
+        <w:br/>
+      </w:r>
+      <w:r>
+        <w:rPr>
+          <w:rStyle w:val="VerbatimChar"/>
+        </w:rPr>
+        <w:t xml:space="preserve">etapa seguinte.</w:t>
       </w:r>
       <w:r>
         <w:br/>
@@ -102,7 +111,7 @@
         <w:rPr>
           <w:rStyle w:val="VerbatimChar"/>
         </w:rPr>
-        <w:t xml:space="preserve">Analista do escritório de projetos.</w:t>
+        <w:t xml:space="preserve">Analista de projetos que assessora o conselheiro.</w:t>
       </w:r>
       <w:r>
         <w:br/>
@@ -228,16 +237,16 @@
         <w:rPr>
           <w:rStyle w:val="VerbatimChar"/>
         </w:rPr>
-        <w:t xml:space="preserve">A entrada é a ficha da etapa 1. Esta etapa confere a ficha contra a política de avaliação de</w:t>
-      </w:r>
-      <w:r>
-        <w:br/>
-      </w:r>
-      <w:r>
-        <w:rPr>
-          <w:rStyle w:val="VerbatimChar"/>
-        </w:rPr>
-        <w:t xml:space="preserve">projetos do notebook e contra os próprios números da minuta.</w:t>
+        <w:t xml:space="preserve">A entrada é a ficha da etapa 1. Esta etapa confere a ficha contra a política de investimentos</w:t>
+      </w:r>
+      <w:r>
+        <w:br/>
+      </w:r>
+      <w:r>
+        <w:rPr>
+          <w:rStyle w:val="VerbatimChar"/>
+        </w:rPr>
+        <w:t xml:space="preserve">do notebook e contra os próprios números da minuta.</w:t>
       </w:r>
       <w:r>
         <w:br/>
@@ -333,7 +342,7 @@
         <w:rPr>
           <w:rStyle w:val="VerbatimChar"/>
         </w:rPr>
-        <w:t xml:space="preserve">- [critério da sua área, por exemplo: exigência de plano de comunicação ao cliente]</w:t>
+        <w:t xml:space="preserve">- [critério que você, como conselheiro, sempre cobra; por exemplo: sensibilidade do retorno às premissas]</w:t>
       </w:r>
       <w:r>
         <w:br/>
@@ -367,7 +376,7 @@
       </w:r>
     </w:p>
     <w:bookmarkEnd w:id="11"/>
-    <w:bookmarkStart w:id="12" w:name="etapa-3-skill-parecer-proposta"/>
+    <w:bookmarkStart w:id="12" w:name="etapa-3-skill-nota-do-conselheiro"/>
     <w:p>
       <w:pPr>
         <w:pStyle w:val="Heading2"/>
@@ -382,7 +391,7 @@
         <w:rPr>
           <w:rStyle w:val="VerbatimChar"/>
         </w:rPr>
-        <w:t xml:space="preserve">parecer-proposta</w:t>
+        <w:t xml:space="preserve">nota-do-conselheiro</w:t>
       </w:r>
     </w:p>
     <w:p>
@@ -402,25 +411,25 @@
         <w:rPr>
           <w:rStyle w:val="VerbatimChar"/>
         </w:rPr>
-        <w:t xml:space="preserve">A entrada é a tabela da etapa 2. Esta etapa redige o parecer técnico que acompanha a proposta</w:t>
-      </w:r>
-      <w:r>
-        <w:br/>
-      </w:r>
-      <w:r>
-        <w:rPr>
-          <w:rStyle w:val="VerbatimChar"/>
-        </w:rPr>
-        <w:t xml:space="preserve">na pauta do Conselho de Administração. [Perspectiva de leitura, quando houver: por exemplo,</w:t>
-      </w:r>
-      <w:r>
-        <w:br/>
-      </w:r>
-      <w:r>
-        <w:rPr>
-          <w:rStyle w:val="VerbatimChar"/>
-        </w:rPr>
-        <w:t xml:space="preserve">finanças, regulação, dados.]</w:t>
+        <w:t xml:space="preserve">A entrada é a tabela da etapa 2. Esta etapa redige a nota de leitura que eu, conselheiro, levo</w:t>
+      </w:r>
+      <w:r>
+        <w:br/>
+      </w:r>
+      <w:r>
+        <w:rPr>
+          <w:rStyle w:val="VerbatimChar"/>
+        </w:rPr>
+        <w:t xml:space="preserve">para a reunião do Conselho de Administração. [Minha perspectiva de leitura, quando houver: por</w:t>
+      </w:r>
+      <w:r>
+        <w:br/>
+      </w:r>
+      <w:r>
+        <w:rPr>
+          <w:rStyle w:val="VerbatimChar"/>
+        </w:rPr>
+        <w:t xml:space="preserve">exemplo, finanças, regulação, dados.]</w:t>
       </w:r>
       <w:r>
         <w:br/>
@@ -441,7 +450,7 @@
         <w:rPr>
           <w:rStyle w:val="VerbatimChar"/>
         </w:rPr>
-        <w:t xml:space="preserve">Analista sênior do escritório de projetos, que escreve para conselheiros.</w:t>
+        <w:t xml:space="preserve">Analista sênior de projetos de investimento do setor elétrico, que assessora um conselheiro.</w:t>
       </w:r>
       <w:r>
         <w:br/>
@@ -480,7 +489,7 @@
         <w:rPr>
           <w:rStyle w:val="VerbatimChar"/>
         </w:rPr>
-        <w:t xml:space="preserve">  voto, responda: "A deliberação cabe ao Conselho de Administração; este parecer é técnico."</w:t>
+        <w:t xml:space="preserve">  voto, responda: "O voto é seu; esta nota organiza a análise."</w:t>
       </w:r>
       <w:r>
         <w:br/>
@@ -537,7 +546,7 @@
         <w:rPr>
           <w:rStyle w:val="VerbatimChar"/>
         </w:rPr>
-        <w:t xml:space="preserve">4. Até cinco perguntas à área proponente.</w:t>
+        <w:t xml:space="preserve">4. Até cinco perguntas à diretoria proponente.</w:t>
       </w:r>
       <w:r>
         <w:br/>
@@ -568,7 +577,7 @@
         </w:numPr>
       </w:pPr>
       <w:r>
-        <w:t xml:space="preserve">O analista confere o parecer contra a minuta antes de enviá-lo à secretaria do conselho.</w:t>
+        <w:t xml:space="preserve">O conselheiro confere a nota contra a proposta e confere os cálculos antes de levar as perguntas à secretaria do conselho.</w:t>
       </w:r>
     </w:p>
     <w:p>
@@ -580,7 +589,7 @@
         </w:numPr>
       </w:pPr>
       <w:r>
-        <w:t xml:space="preserve">O workflow nunca recomenda a deliberação nem envia o parecer sem essa conferência.</w:t>
+        <w:t xml:space="preserve">O workflow nunca recomenda o voto nem envia perguntas sem essa conferência.</w:t>
       </w:r>
     </w:p>
     <w:bookmarkEnd w:id="13"/>
